--- a/swh/docx/24.content.docx
+++ b/swh/docx/24.content.docx
@@ -19,7 +19,7 @@
         <w:rPr>
           <w:lang w:val="sw_KE" w:bidi="sw_KE"/>
         </w:rPr>
-        <w:t>Resource: Maelezo ya Masomo - Machapisho ya Vitabu (Tyndale)</w:t>
+        <w:t>Resource: Tyndale Open Study Notes</w:t>
       </w:r>
       <w:r>
         <w:rPr>
@@ -112,7 +112,7 @@
         <w:rPr>
           <w:lang w:val="sw_KE" w:bidi="sw_KE"/>
         </w:rPr>
-        <w:t>Maelezo ya Masomo - Machapisho ya Vitabu (Tyndale)</w:t>
+        <w:t>Tyndale Open Study Notes</w:t>
       </w:r>
     </w:p>
     <w:p>

--- a/swh/docx/24.content.docx
+++ b/swh/docx/24.content.docx
@@ -19,7 +19,7 @@
         <w:rPr>
           <w:lang w:val="sw_KE" w:bidi="sw_KE"/>
         </w:rPr>
-        <w:t>Resource: Tyndale Open Study Notes</w:t>
+        <w:t>Resource: Aquifer Open Study Notes (Book Intros)</w:t>
       </w:r>
       <w:r>
         <w:rPr>
@@ -112,7 +112,7 @@
         <w:rPr>
           <w:lang w:val="sw_KE" w:bidi="sw_KE"/>
         </w:rPr>
-        <w:t>Tyndale Open Study Notes</w:t>
+        <w:t>Aquifer Open Study Notes (Book Intros)</w:t>
       </w:r>
     </w:p>
     <w:p>

--- a/swh/docx/24.content.docx
+++ b/swh/docx/24.content.docx
@@ -258,72 +258,48 @@
         </w:rPr>
         <w:t xml:space="preserve">Katika miongo iliyotangulia kuzaliwa kwa Yeremia, Ashuru ilitawala Mashariki ya Karibu ya kale, ikiwemo Misri kwa muda. Mfalme Manase wa Yuda alikubali kuwa mtumishi wa Ashuru, akaapa utii kwa miungu ya Ashuru, na akaabudu sanamu kwa sehemu kubwa ya utawala wake mrefu (686–642 Kabla ya Kristo (KK); tazama </w:t>
       </w:r>
-      <w:hyperlink r:id="rId13">
-        <w:r>
-          <w:rPr>
-            <w:lang w:val="sw_KE" w:bidi="sw_KE"/>
-          </w:rPr>
-          <w:rPr>
-            <w:color w:val="0000EE"/>
-            <w:u w:val="single"/>
-          </w:rPr>
-          <w:t>2 Fal 21:1–7</w:t>
-        </w:r>
-      </w:hyperlink>
+      <w:r>
+        <w:rPr>
+          <w:lang w:val="sw_KE" w:bidi="sw_KE"/>
+        </w:rPr>
+        <w:t>2 Fal 21:1–7</w:t>
+      </w:r>
       <w:r>
         <w:rPr>
           <w:lang w:val="sw_KE" w:bidi="sw_KE"/>
         </w:rPr>
         <w:t xml:space="preserve">). Matokeo yake, ufalme wa Yuda ukawa jangwa la kiroho (lakini tazama </w:t>
       </w:r>
-      <w:hyperlink r:id="rId14">
-        <w:r>
-          <w:rPr>
-            <w:lang w:val="sw_KE" w:bidi="sw_KE"/>
-          </w:rPr>
-          <w:rPr>
-            <w:color w:val="0000EE"/>
-            <w:u w:val="single"/>
-          </w:rPr>
-          <w:t>2 Mambo ya Nyakati 33:10–17</w:t>
-        </w:r>
-      </w:hyperlink>
+      <w:r>
+        <w:rPr>
+          <w:lang w:val="sw_KE" w:bidi="sw_KE"/>
+        </w:rPr>
+        <w:t>2 Mambo ya Nyakati 33:10–17</w:t>
+      </w:r>
       <w:r>
         <w:rPr>
           <w:lang w:val="sw_KE" w:bidi="sw_KE"/>
         </w:rPr>
         <w:t>). Mwana wa Manase, Amoni, alifuata mfano mbaya wa baba yake wakati wa utawala wake mfupi (</w:t>
       </w:r>
-      <w:hyperlink r:id="rId15">
-        <w:r>
-          <w:rPr>
-            <w:lang w:val="sw_KE" w:bidi="sw_KE"/>
-          </w:rPr>
-          <w:rPr>
-            <w:color w:val="0000EE"/>
-            <w:u w:val="single"/>
-          </w:rPr>
-          <w:t>2 Fal 21:21</w:t>
-        </w:r>
-      </w:hyperlink>
+      <w:r>
+        <w:rPr>
+          <w:lang w:val="sw_KE" w:bidi="sw_KE"/>
+        </w:rPr>
+        <w:t>2 Fal 21:21</w:t>
+      </w:r>
       <w:r>
         <w:rPr>
           <w:lang w:val="sw_KE" w:bidi="sw_KE"/>
         </w:rPr>
         <w:t>). Wakati baadhi ya watumishi wa ikulu huko Yerusalemu walipomuua Amoni (</w:t>
       </w:r>
-      <w:hyperlink r:id="rId16">
-        <w:r>
-          <w:rPr>
-            <w:lang w:val="sw_KE" w:bidi="sw_KE"/>
-          </w:rPr>
-          <w:rPr>
-            <w:color w:val="0000EE"/>
-            <w:u w:val="single"/>
-          </w:rPr>
-          <w:t>2 Fal 21:23–24</w:t>
-        </w:r>
-      </w:hyperlink>
+      <w:r>
+        <w:rPr>
+          <w:lang w:val="sw_KE" w:bidi="sw_KE"/>
+        </w:rPr>
+        <w:t>2 Fal 21:23–24</w:t>
+      </w:r>
       <w:r>
         <w:rPr>
           <w:lang w:val="sw_KE" w:bidi="sw_KE"/>
@@ -344,36 +320,24 @@
         </w:rPr>
         <w:t>Yosia alimtumikia Bwana kwa kupinga msaada wa mababu zake kwa upagani. Katika mwaka wa kumi na mbili wa utawala wake, aliamuru sanamu na madhabahu za kipagani ziharibiwe (</w:t>
       </w:r>
-      <w:hyperlink r:id="rId17">
-        <w:r>
-          <w:rPr>
-            <w:lang w:val="sw_KE" w:bidi="sw_KE"/>
-          </w:rPr>
-          <w:rPr>
-            <w:color w:val="0000EE"/>
-            <w:u w:val="single"/>
-          </w:rPr>
-          <w:t>2 Mambo ya Nyakati 34:3–7</w:t>
-        </w:r>
-      </w:hyperlink>
+      <w:r>
+        <w:rPr>
+          <w:lang w:val="sw_KE" w:bidi="sw_KE"/>
+        </w:rPr>
+        <w:t>2 Mambo ya Nyakati 34:3–7</w:t>
+      </w:r>
       <w:r>
         <w:rPr>
           <w:lang w:val="sw_KE" w:bidi="sw_KE"/>
         </w:rPr>
         <w:t>). Katika mwaka wa kumi na nane akiwa kwenye kiti cha enzi, alifadhili ukarabati wa hekalu ili makuhani na watu wa Yuda waweze kumwabudu Mungu wa kweli (</w:t>
       </w:r>
-      <w:hyperlink r:id="rId18">
-        <w:r>
-          <w:rPr>
-            <w:lang w:val="sw_KE" w:bidi="sw_KE"/>
-          </w:rPr>
-          <w:rPr>
-            <w:color w:val="0000EE"/>
-            <w:u w:val="single"/>
-          </w:rPr>
-          <w:t>2 Mambo ya Nyakati 34:8</w:t>
-        </w:r>
-      </w:hyperlink>
+      <w:r>
+        <w:rPr>
+          <w:lang w:val="sw_KE" w:bidi="sw_KE"/>
+        </w:rPr>
+        <w:t>2 Mambo ya Nyakati 34:8</w:t>
+      </w:r>
       <w:r>
         <w:rPr>
           <w:lang w:val="sw_KE" w:bidi="sw_KE"/>
@@ -408,18 +372,12 @@
         </w:rPr>
         <w:t xml:space="preserve">Kifo cha Yosia katika vita na Wamisri mwaka 609 KK (tazama </w:t>
       </w:r>
-      <w:hyperlink r:id="rId19">
-        <w:r>
-          <w:rPr>
-            <w:lang w:val="sw_KE" w:bidi="sw_KE"/>
-          </w:rPr>
-          <w:rPr>
-            <w:color w:val="0000EE"/>
-            <w:u w:val="single"/>
-          </w:rPr>
-          <w:t>2 Fal 23:29</w:t>
-        </w:r>
-      </w:hyperlink>
+      <w:r>
+        <w:rPr>
+          <w:lang w:val="sw_KE" w:bidi="sw_KE"/>
+        </w:rPr>
+        <w:t>2 Fal 23:29</w:t>
+      </w:r>
       <w:r>
         <w:rPr>
           <w:lang w:val="sw_KE" w:bidi="sw_KE"/>
@@ -473,18 +431,12 @@
           <w:lang w:val="sw_KE" w:bidi="sw_KE"/>
         </w:rPr>
       </w:r>
-      <w:hyperlink r:id="rId20">
-        <w:r>
-          <w:rPr>
-            <w:lang w:val="sw_KE" w:bidi="sw_KE"/>
-          </w:rPr>
-          <w:rPr>
-            <w:color w:val="0000EE"/>
-            <w:u w:val="single"/>
-          </w:rPr>
-          <w:t>Sura ya 1</w:t>
-        </w:r>
-      </w:hyperlink>
+      <w:r>
+        <w:rPr>
+          <w:lang w:val="sw_KE" w:bidi="sw_KE"/>
+        </w:rPr>
+        <w:t>Sura ya 1</w:t>
+      </w:r>
       <w:r>
         <w:rPr>
           <w:lang w:val="sw_KE" w:bidi="sw_KE"/>
@@ -499,36 +451,24 @@
           <w:lang w:val="sw_KE" w:bidi="sw_KE"/>
         </w:rPr>
       </w:r>
-      <w:hyperlink r:id="rId21">
-        <w:r>
-          <w:rPr>
-            <w:lang w:val="sw_KE" w:bidi="sw_KE"/>
-          </w:rPr>
-          <w:rPr>
-            <w:color w:val="0000EE"/>
-            <w:u w:val="single"/>
-          </w:rPr>
-          <w:t>Sura 2–20</w:t>
-        </w:r>
-      </w:hyperlink>
+      <w:r>
+        <w:rPr>
+          <w:lang w:val="sw_KE" w:bidi="sw_KE"/>
+        </w:rPr>
+        <w:t>Sura 2–20</w:t>
+      </w:r>
       <w:r>
         <w:rPr>
           <w:lang w:val="sw_KE" w:bidi="sw_KE"/>
         </w:rPr>
         <w:t xml:space="preserve"> (627–605 KK) zinaonyesha mwingiliano wa nguvu kati ya Mungu, Yeremia, na watu wa Yuda. Kupitia Yeremia, Mungu alikosoa vikali ibada za kipagani huko Yuda, alionya kuhusu uvamizi kutoka kaskazini, na kutangaza adhabu kali. Katika </w:t>
       </w:r>
-      <w:hyperlink r:id="rId22">
-        <w:r>
-          <w:rPr>
-            <w:lang w:val="sw_KE" w:bidi="sw_KE"/>
-          </w:rPr>
-          <w:rPr>
-            <w:color w:val="0000EE"/>
-            <w:u w:val="single"/>
-          </w:rPr>
-          <w:t>sura 11–20</w:t>
-        </w:r>
-      </w:hyperlink>
+      <w:r>
+        <w:rPr>
+          <w:lang w:val="sw_KE" w:bidi="sw_KE"/>
+        </w:rPr>
+        <w:t>sura 11–20</w:t>
+      </w:r>
       <w:r>
         <w:rPr>
           <w:lang w:val="sw_KE" w:bidi="sw_KE"/>
@@ -543,18 +483,12 @@
           <w:lang w:val="sw_KE" w:bidi="sw_KE"/>
         </w:rPr>
       </w:r>
-      <w:hyperlink r:id="rId23">
-        <w:r>
-          <w:rPr>
-            <w:lang w:val="sw_KE" w:bidi="sw_KE"/>
-          </w:rPr>
-          <w:rPr>
-            <w:color w:val="0000EE"/>
-            <w:u w:val="single"/>
-          </w:rPr>
-          <w:t>Sura 21–29</w:t>
-        </w:r>
-      </w:hyperlink>
+      <w:r>
+        <w:rPr>
+          <w:lang w:val="sw_KE" w:bidi="sw_KE"/>
+        </w:rPr>
+        <w:t>Sura 21–29</w:t>
+      </w:r>
       <w:r>
         <w:rPr>
           <w:lang w:val="sw_KE" w:bidi="sw_KE"/>
@@ -569,36 +503,24 @@
           <w:lang w:val="sw_KE" w:bidi="sw_KE"/>
         </w:rPr>
       </w:r>
-      <w:hyperlink r:id="rId24">
-        <w:r>
-          <w:rPr>
-            <w:lang w:val="sw_KE" w:bidi="sw_KE"/>
-          </w:rPr>
-          <w:rPr>
-            <w:color w:val="0000EE"/>
-            <w:u w:val="single"/>
-          </w:rPr>
-          <w:t>Sura 30–33</w:t>
-        </w:r>
-      </w:hyperlink>
+      <w:r>
+        <w:rPr>
+          <w:lang w:val="sw_KE" w:bidi="sw_KE"/>
+        </w:rPr>
+        <w:t>Sura 30–33</w:t>
+      </w:r>
       <w:r>
         <w:rPr>
           <w:lang w:val="sw_KE" w:bidi="sw_KE"/>
         </w:rPr>
         <w:t xml:space="preserve"> (596–588 KK) zinatoa mwangaza kwa kusisitiza uwezekano wa urejesho kwa watu wa Yuda na kuonyesha uhusiano mpya wa agano kati ya Mungu na watu wake. Maono haya yanatazama siku zijazo na kutangaza “mzao wa haki” (</w:t>
       </w:r>
-      <w:hyperlink r:id="rId25">
-        <w:r>
-          <w:rPr>
-            <w:lang w:val="sw_KE" w:bidi="sw_KE"/>
-          </w:rPr>
-          <w:rPr>
-            <w:color w:val="0000EE"/>
-            <w:u w:val="single"/>
-          </w:rPr>
-          <w:t>33:15</w:t>
-        </w:r>
-      </w:hyperlink>
+      <w:r>
+        <w:rPr>
+          <w:lang w:val="sw_KE" w:bidi="sw_KE"/>
+        </w:rPr>
+        <w:t>33:15</w:t>
+      </w:r>
       <w:r>
         <w:rPr>
           <w:lang w:val="sw_KE" w:bidi="sw_KE"/>
@@ -613,36 +535,24 @@
           <w:lang w:val="sw_KE" w:bidi="sw_KE"/>
         </w:rPr>
       </w:r>
-      <w:hyperlink r:id="rId26">
-        <w:r>
-          <w:rPr>
-            <w:lang w:val="sw_KE" w:bidi="sw_KE"/>
-          </w:rPr>
-          <w:rPr>
-            <w:color w:val="0000EE"/>
-            <w:u w:val="single"/>
-          </w:rPr>
-          <w:t>Sura 34–45</w:t>
-        </w:r>
-      </w:hyperlink>
+      <w:r>
+        <w:rPr>
+          <w:lang w:val="sw_KE" w:bidi="sw_KE"/>
+        </w:rPr>
+        <w:t>Sura 34–45</w:t>
+      </w:r>
       <w:r>
         <w:rPr>
           <w:lang w:val="sw_KE" w:bidi="sw_KE"/>
         </w:rPr>
         <w:t xml:space="preserve"> (605–580 KK) zinaeleza kuhusu kuzingirwa kwa Babeli kwa Yerusalemu, uvunjaji wa kuta za mji, na uharibifu kamili wa hekalu, mji wa Yerusalemu, na ufalme wa Yuda. </w:t>
       </w:r>
-      <w:hyperlink r:id="rId27">
-        <w:r>
-          <w:rPr>
-            <w:lang w:val="sw_KE" w:bidi="sw_KE"/>
-          </w:rPr>
-          <w:rPr>
-            <w:color w:val="0000EE"/>
-            <w:u w:val="single"/>
-          </w:rPr>
-          <w:t>Sura 34–36</w:t>
-        </w:r>
-      </w:hyperlink>
+      <w:r>
+        <w:rPr>
+          <w:lang w:val="sw_KE" w:bidi="sw_KE"/>
+        </w:rPr>
+        <w:t>Sura 34–36</w:t>
+      </w:r>
       <w:r>
         <w:rPr>
           <w:lang w:val="sw_KE" w:bidi="sw_KE"/>
@@ -657,18 +567,12 @@
           <w:lang w:val="sw_KE" w:bidi="sw_KE"/>
         </w:rPr>
       </w:r>
-      <w:hyperlink r:id="rId28">
-        <w:r>
-          <w:rPr>
-            <w:lang w:val="sw_KE" w:bidi="sw_KE"/>
-          </w:rPr>
-          <w:rPr>
-            <w:color w:val="0000EE"/>
-            <w:u w:val="single"/>
-          </w:rPr>
-          <w:t>Sura 46–51</w:t>
-        </w:r>
-      </w:hyperlink>
+      <w:r>
+        <w:rPr>
+          <w:lang w:val="sw_KE" w:bidi="sw_KE"/>
+        </w:rPr>
+        <w:t>Sura 46–51</w:t>
+      </w:r>
       <w:r>
         <w:rPr>
           <w:lang w:val="sw_KE" w:bidi="sw_KE"/>
@@ -683,36 +587,24 @@
           <w:lang w:val="sw_KE" w:bidi="sw_KE"/>
         </w:rPr>
       </w:r>
-      <w:hyperlink r:id="rId29">
-        <w:r>
-          <w:rPr>
-            <w:lang w:val="sw_KE" w:bidi="sw_KE"/>
-          </w:rPr>
-          <w:rPr>
-            <w:color w:val="0000EE"/>
-            <w:u w:val="single"/>
-          </w:rPr>
-          <w:t>Sura ya 52</w:t>
-        </w:r>
-      </w:hyperlink>
+      <w:r>
+        <w:rPr>
+          <w:lang w:val="sw_KE" w:bidi="sw_KE"/>
+        </w:rPr>
+        <w:t>Sura ya 52</w:t>
+      </w:r>
       <w:r>
         <w:rPr>
           <w:lang w:val="sw_KE" w:bidi="sw_KE"/>
         </w:rPr>
         <w:t xml:space="preserve"> (586–561 KK) inaelezea siku za mwisho za Yerusalemu, ikirudia kwa kiasi kikubwa </w:t>
       </w:r>
-      <w:hyperlink r:id="rId30">
-        <w:r>
-          <w:rPr>
-            <w:lang w:val="sw_KE" w:bidi="sw_KE"/>
-          </w:rPr>
-          <w:rPr>
-            <w:color w:val="0000EE"/>
-            <w:u w:val="single"/>
-          </w:rPr>
-          <w:t>2 Wafalme 24:18–25:30</w:t>
-        </w:r>
-      </w:hyperlink>
+      <w:r>
+        <w:rPr>
+          <w:lang w:val="sw_KE" w:bidi="sw_KE"/>
+        </w:rPr>
+        <w:t>2 Wafalme 24:18–25:30</w:t>
+      </w:r>
       <w:r>
         <w:rPr>
           <w:lang w:val="sw_KE" w:bidi="sw_KE"/>
@@ -744,54 +636,36 @@
         </w:rPr>
         <w:t>Katika mwaka wa nne wa utawala wa Mfalme Yehoyakimu (605 KK), Yeremia alimpa Baruku ujumbe kadhaa, ambao aliandika kwenye gombo lililowasilishwa kwa mfalme (</w:t>
       </w:r>
-      <w:hyperlink r:id="rId31">
-        <w:r>
-          <w:rPr>
-            <w:lang w:val="sw_KE" w:bidi="sw_KE"/>
-          </w:rPr>
-          <w:rPr>
-            <w:color w:val="0000EE"/>
-            <w:u w:val="single"/>
-          </w:rPr>
-          <w:t>Yer 36:1–26</w:t>
-        </w:r>
-      </w:hyperlink>
+      <w:r>
+        <w:rPr>
+          <w:lang w:val="sw_KE" w:bidi="sw_KE"/>
+        </w:rPr>
+        <w:t>Yer 36:1–26</w:t>
+      </w:r>
       <w:r>
         <w:rPr>
           <w:lang w:val="sw_KE" w:bidi="sw_KE"/>
         </w:rPr>
         <w:t>). Mfalme aliharibu gombo hili, lakini Yeremia na Baruku waliandika tena ujumbe huo na “wakaongeza mengi zaidi!” (</w:t>
       </w:r>
-      <w:hyperlink r:id="rId32">
-        <w:r>
-          <w:rPr>
-            <w:lang w:val="sw_KE" w:bidi="sw_KE"/>
-          </w:rPr>
-          <w:rPr>
-            <w:color w:val="0000EE"/>
-            <w:u w:val="single"/>
-          </w:rPr>
-          <w:t>36:32</w:t>
-        </w:r>
-      </w:hyperlink>
+      <w:r>
+        <w:rPr>
+          <w:lang w:val="sw_KE" w:bidi="sw_KE"/>
+        </w:rPr>
+        <w:t>36:32</w:t>
+      </w:r>
       <w:r>
         <w:rPr>
           <w:lang w:val="sw_KE" w:bidi="sw_KE"/>
         </w:rPr>
         <w:t xml:space="preserve">). Yaliyomo katika gombo hili la pili pengine yanaunda sura </w:t>
       </w:r>
-      <w:hyperlink r:id="rId21">
-        <w:r>
-          <w:rPr>
-            <w:lang w:val="sw_KE" w:bidi="sw_KE"/>
-          </w:rPr>
-          <w:rPr>
-            <w:color w:val="0000EE"/>
-            <w:u w:val="single"/>
-          </w:rPr>
-          <w:t>2–20</w:t>
-        </w:r>
-      </w:hyperlink>
+      <w:r>
+        <w:rPr>
+          <w:lang w:val="sw_KE" w:bidi="sw_KE"/>
+        </w:rPr>
+        <w:t>2–20</w:t>
+      </w:r>
       <w:r>
         <w:rPr>
           <w:lang w:val="sw_KE" w:bidi="sw_KE"/>
@@ -874,18 +748,12 @@
         </w:rPr>
         <w:t xml:space="preserve"> ambao ulikuwa wa kawaida katika serikali za kifalme za Mashariki ya Karibu ya kale na bado unatumika hadi leo.. Mtawala wa nchi alimteua mtu wa kupeleka ujumbe wa maneno na maandishi kwa nchi nyingine. Mjumbe alibeba mamlaka ya mtawala wao wakati wa kutoa ujumbe. Mpokeaji alikubali au kukataa ujumbe na kurudisha jibu. Ikiwa mpokeaji alikataa ujumbe, angeweza kumdhulumu mjumbe na kujiandaa kwa vita (tazama </w:t>
       </w:r>
-      <w:hyperlink r:id="rId33">
-        <w:r>
-          <w:rPr>
-            <w:lang w:val="sw_KE" w:bidi="sw_KE"/>
-          </w:rPr>
-          <w:rPr>
-            <w:color w:val="0000EE"/>
-            <w:u w:val="single"/>
-          </w:rPr>
-          <w:t>2 Sam 10:1–19</w:t>
-        </w:r>
-      </w:hyperlink>
+      <w:r>
+        <w:rPr>
+          <w:lang w:val="sw_KE" w:bidi="sw_KE"/>
+        </w:rPr>
+        <w:t>2 Sam 10:1–19</w:t>
+      </w:r>
       <w:r>
         <w:rPr>
           <w:lang w:val="sw_KE" w:bidi="sw_KE"/>
@@ -906,18 +774,12 @@
         </w:rPr>
         <w:t>Muundo wa Kisheria. Ujumbe mwingi katika Yeremia una muundo na msamiati wa kisheria. Mazingira ya mahakama yanaanzishwa mapema katika kitabu na tamko la Bwana, “Nitaleta kesi yangu dhidi yenu... Nitaleta hata mashtaka dhidi ya watoto wa watoto wenu katika miaka ijayo” (</w:t>
       </w:r>
-      <w:hyperlink r:id="rId34">
-        <w:r>
-          <w:rPr>
-            <w:lang w:val="sw_KE" w:bidi="sw_KE"/>
-          </w:rPr>
-          <w:rPr>
-            <w:color w:val="0000EE"/>
-            <w:u w:val="single"/>
-          </w:rPr>
-          <w:t>Yer 2:9</w:t>
-        </w:r>
-      </w:hyperlink>
+      <w:r>
+        <w:rPr>
+          <w:lang w:val="sw_KE" w:bidi="sw_KE"/>
+        </w:rPr>
+        <w:t>Yer 2:9</w:t>
+      </w:r>
       <w:r>
         <w:rPr>
           <w:lang w:val="sw_KE" w:bidi="sw_KE"/>
@@ -963,18 +825,12 @@
         </w:rPr>
         <w:t>Vita vilipamba moto katika Agano la Kale Israeli kati ya ibada ya sanamu za kipagani na ibada ya Bwana. Yeremia aliwakumbusha mara kwa mara Waisraeli kuhusu agano lao na Bwana na kwamba alihitaji ibada yao iwe ya kweli, ya dhati, na ya kipekee. Katika kifungu muhimu (</w:t>
       </w:r>
-      <w:hyperlink r:id="rId35">
-        <w:r>
-          <w:rPr>
-            <w:lang w:val="sw_KE" w:bidi="sw_KE"/>
-          </w:rPr>
-          <w:rPr>
-            <w:color w:val="0000EE"/>
-            <w:u w:val="single"/>
-          </w:rPr>
-          <w:t>Yer 10:1–16</w:t>
-        </w:r>
-      </w:hyperlink>
+      <w:r>
+        <w:rPr>
+          <w:lang w:val="sw_KE" w:bidi="sw_KE"/>
+        </w:rPr>
+        <w:t>Yer 10:1–16</w:t>
+      </w:r>
       <w:r>
         <w:rPr>
           <w:lang w:val="sw_KE" w:bidi="sw_KE"/>
@@ -1023,54 +879,36 @@
         </w:rPr>
         <w:t xml:space="preserve">Maelezo ya wazi zaidi kuhusu rehema ya Mungu yanapatikana katika sura </w:t>
       </w:r>
-      <w:hyperlink r:id="rId24">
-        <w:r>
-          <w:rPr>
-            <w:lang w:val="sw_KE" w:bidi="sw_KE"/>
-          </w:rPr>
-          <w:rPr>
-            <w:color w:val="0000EE"/>
-            <w:u w:val="single"/>
-          </w:rPr>
-          <w:t>30–33</w:t>
-        </w:r>
-      </w:hyperlink>
+      <w:r>
+        <w:rPr>
+          <w:lang w:val="sw_KE" w:bidi="sw_KE"/>
+        </w:rPr>
+        <w:t>30–33</w:t>
+      </w:r>
       <w:r>
         <w:rPr>
           <w:lang w:val="sw_KE" w:bidi="sw_KE"/>
         </w:rPr>
         <w:t>, ambazo zinatoa ahadi ya agano jipya na mfalme mpya. Badala ya kung'oa na kubomoa, Mungu angepanda na kujenga upya (</w:t>
       </w:r>
-      <w:hyperlink r:id="rId36">
-        <w:r>
-          <w:rPr>
-            <w:lang w:val="sw_KE" w:bidi="sw_KE"/>
-          </w:rPr>
-          <w:rPr>
-            <w:color w:val="0000EE"/>
-            <w:u w:val="single"/>
-          </w:rPr>
-          <w:t>1:10</w:t>
-        </w:r>
-      </w:hyperlink>
+      <w:r>
+        <w:rPr>
+          <w:lang w:val="sw_KE" w:bidi="sw_KE"/>
+        </w:rPr>
+        <w:t>1:10</w:t>
+      </w:r>
       <w:r>
         <w:rPr>
           <w:lang w:val="sw_KE" w:bidi="sw_KE"/>
         </w:rPr>
         <w:t xml:space="preserve">; </w:t>
       </w:r>
-      <w:hyperlink r:id="rId37">
-        <w:r>
-          <w:rPr>
-            <w:lang w:val="sw_KE" w:bidi="sw_KE"/>
-          </w:rPr>
-          <w:rPr>
-            <w:color w:val="0000EE"/>
-            <w:u w:val="single"/>
-          </w:rPr>
-          <w:t>31:28</w:t>
-        </w:r>
-      </w:hyperlink>
+      <w:r>
+        <w:rPr>
+          <w:lang w:val="sw_KE" w:bidi="sw_KE"/>
+        </w:rPr>
+        <w:t>31:28</w:t>
+      </w:r>
       <w:r>
         <w:rPr>
           <w:lang w:val="sw_KE" w:bidi="sw_KE"/>
@@ -1091,72 +929,48 @@
         </w:rPr>
         <w:t>Katika haya yote, nabii Yeremia alikumbana na mvutano mkubwa kati ya amri ya Bwana (</w:t>
       </w:r>
-      <w:hyperlink r:id="rId38">
-        <w:r>
-          <w:rPr>
-            <w:lang w:val="sw_KE" w:bidi="sw_KE"/>
-          </w:rPr>
-          <w:rPr>
-            <w:color w:val="0000EE"/>
-            <w:u w:val="single"/>
-          </w:rPr>
-          <w:t>1:17–19</w:t>
-        </w:r>
-      </w:hyperlink>
+      <w:r>
+        <w:rPr>
+          <w:lang w:val="sw_KE" w:bidi="sw_KE"/>
+        </w:rPr>
+        <w:t>1:17–19</w:t>
+      </w:r>
       <w:r>
         <w:rPr>
           <w:lang w:val="sw_KE" w:bidi="sw_KE"/>
         </w:rPr>
         <w:t xml:space="preserve">) na tamaa zake mwenyewe. Amri ya Bwana ilikuwa "Nenda . . . na useme," ilhali nabii alitamani kudumisha amani na majirani zake (tazama </w:t>
       </w:r>
-      <w:hyperlink r:id="rId39">
-        <w:r>
-          <w:rPr>
-            <w:lang w:val="sw_KE" w:bidi="sw_KE"/>
-          </w:rPr>
-          <w:rPr>
-            <w:color w:val="0000EE"/>
-            <w:u w:val="single"/>
-          </w:rPr>
-          <w:t>20:8–9</w:t>
-        </w:r>
-      </w:hyperlink>
+      <w:r>
+        <w:rPr>
+          <w:lang w:val="sw_KE" w:bidi="sw_KE"/>
+        </w:rPr>
+        <w:t>20:8–9</w:t>
+      </w:r>
       <w:r>
         <w:rPr>
           <w:lang w:val="sw_KE" w:bidi="sw_KE"/>
         </w:rPr>
         <w:t>). Alijihisi mshikamano wa kina na watu wake, na maneno mabaya ya hukumu na uharibifu aliyotakiwa kutangaza yalichoma sana ndani ya nafsi yake. Zaidi ya nabii mwingine yeyote wa Agano la Kale, Yeremia alituruhusu kuona moyo wake alipokuwa akijitahidi kutii (</w:t>
       </w:r>
-      <w:hyperlink r:id="rId40">
-        <w:r>
-          <w:rPr>
-            <w:lang w:val="sw_KE" w:bidi="sw_KE"/>
-          </w:rPr>
-          <w:rPr>
-            <w:color w:val="0000EE"/>
-            <w:u w:val="single"/>
-          </w:rPr>
-          <w:t>15:16–18</w:t>
-        </w:r>
-      </w:hyperlink>
+      <w:r>
+        <w:rPr>
+          <w:lang w:val="sw_KE" w:bidi="sw_KE"/>
+        </w:rPr>
+        <w:t>15:16–18</w:t>
+      </w:r>
       <w:r>
         <w:rPr>
           <w:lang w:val="sw_KE" w:bidi="sw_KE"/>
         </w:rPr>
         <w:t xml:space="preserve">; linganisha </w:t>
       </w:r>
-      <w:hyperlink r:id="rId41">
-        <w:r>
-          <w:rPr>
-            <w:lang w:val="sw_KE" w:bidi="sw_KE"/>
-          </w:rPr>
-          <w:rPr>
-            <w:color w:val="0000EE"/>
-            <w:u w:val="single"/>
-          </w:rPr>
-          <w:t>Matt 26:36–42</w:t>
-        </w:r>
-      </w:hyperlink>
+      <w:r>
+        <w:rPr>
+          <w:lang w:val="sw_KE" w:bidi="sw_KE"/>
+        </w:rPr>
+        <w:t>Matt 26:36–42</w:t>
+      </w:r>
       <w:r>
         <w:rPr>
           <w:lang w:val="sw_KE" w:bidi="sw_KE"/>
